--- a/public/legal/05_AI_i_nadzor_czlowieka_v1.0.docx
+++ b/public/legal/05_AI_i_nadzor_czlowieka_v1.0.docx
@@ -45,7 +45,7 @@
         <w:pStyle w:val="FirstParagraph"/>
       </w:pPr>
       <w:r>
-        <w:t xml:space="preserve">Wersja 1.0 · [DATA PUBLIKACJI]</w:t>
+        <w:t xml:space="preserve">Wersja 1.0 · 28 października 2026 r.</w:t>
       </w:r>
     </w:p>
     <w:bookmarkStart w:id="20" w:name="do-czego-służy-ai-w-skillcheck"/>

--- a/public/legal/05_AI_i_nadzor_czlowieka_v1.0.docx
+++ b/public/legal/05_AI_i_nadzor_czlowieka_v1.0.docx
@@ -45,7 +45,7 @@
         <w:pStyle w:val="FirstParagraph"/>
       </w:pPr>
       <w:r>
-        <w:t xml:space="preserve">Wersja 1.0 · 28 października 2026 r.</w:t>
+        <w:t xml:space="preserve">Wersja 1.0 · 29.10.2026</w:t>
       </w:r>
     </w:p>
     <w:bookmarkStart w:id="20" w:name="do-czego-służy-ai-w-skillcheck"/>
